--- a/versions/v4.0-transverse-microstrain/04_实验与评价方案.docx
+++ b/versions/v4.0-transverse-microstrain/04_实验与评价方案.docx
@@ -12,7 +12,7 @@
     </w:p>
     <w:p>
       <w:r>
-        <w:t>V4.0 工作稿　2026年10月27日　内容已保存 最终复核待完成</w:t>
+        <w:t>V4.0 研究设计版　2026年10月28日　样件与工程参数须实物验证</w:t>
       </w:r>
     </w:p>
     <w:p>
@@ -36,6 +36,37 @@
     <w:p>
       <w:r>
         <w:t>台架独立参考用已校准微位移仪，不能用执行器命令值代替。土箱测至少两个局部土体标记的位移差，并量测锚片相对土体滑移；执行器位移只能作边界输入。自然开裂/滑动标签由视频、位移和必要的水力/颗粒观测组成。没有内部参考时只声明可观测层面的运动，不声明已提前识别内部裂缝。</w:t>
+      </w:r>
+    </w:p>
+    <w:p>
+      <w:pPr>
+        <w:pStyle w:val="Heading2"/>
+      </w:pPr>
+      <w:r>
+        <w:t>1.1 土中参考的可实施路线</w:t>
+      </w:r>
+    </w:p>
+    <w:p>
+      <w:r>
+        <w:t>首轮先在透明侧壁邻近的专门验证剖面做摄影测量，拍摄土颗粒/标记及锚片运动，使用共同坐标解算土—锚差动。它用于验证界面传力，不把壁面平面应变当箱体中心三维真值；中央阵列测试另行记录边界影响[R18]。</w:t>
+      </w:r>
+    </w:p>
+    <w:p>
+      <w:r>
+        <w:t>若需中心d80的定量参考，可先试制独立小面积埋置标靶与细刚杆，把标靶位移传至土外光学或位移读数端；套管仅在出土通道隔离侧摩擦，杆不得固定在底盘。该参考本身可能加筋、滑移、转动和导水，必须经过无土标定、有无参考构件土箱对照、回差及反力测量后才可用。未通过时不得给它冠以真值，只报告边界输入和表面运动；缺内部参考的试次不进入“内部病害提前检出”评价。不得用FBG信号自身生成其验证标签。</w:t>
+      </w:r>
+    </w:p>
+    <w:p>
+      <w:pPr>
+        <w:pStyle w:val="Heading2"/>
+      </w:pPr>
+      <w:r>
+        <w:t>1.2 病害位置与独立土体梯度</w:t>
+      </w:r>
+    </w:p>
+    <w:p>
+      <w:r>
+        <w:t>先测两土标记之间的相对位移与其间距，给出沿y的局部平均轴向应变或s/n差动及标距；不能将顺坡差动除以标距后都称为轴向微应变。对B弯曲件，报告土体差动μm、传感件表面/纤芯应变με和波长pm三个层次，避免以金属梁弯曲应变代替整块土体应变。</w:t>
       </w:r>
     </w:p>
     <w:p>
@@ -91,7 +122,12 @@
     </w:p>
     <w:p>
       <w:r>
-        <w:t>土中拉拔给定一个锚片/缆端的微位移，独立测土标记、锚片、纤维响应和反力；确认滑移起点、有效耦合长度、卸载残余和湿态差异。单独量裸纤波长不足以获得土纤应变传递率。</w:t>
+        <w:t>土中拉拔给定一个锚片/缆端的微位移，独立测土标记、锚片、纤维响应和反力；确认滑移起点、有效耦合长度、卸载残余和湿态差异。单独量裸纤波长不足以获得土纤应变传递率[R18、R19]。</w:t>
+      </w:r>
+    </w:p>
+    <w:p>
+      <w:r>
+        <w:t>首轮无外加覆压时，若实际干密度1500 kg/m³、干基含水率4%，d80处竖向总自重应力估算约1.22 kPa。此值不包括吸力、侧向应力、压实残余和锚片局部集中，不等于有效围压。R19外加0—16.85 kPa的拉拔结果应按试验边界理解，不能把高覆压抗拔优势直接移植到本浅埋箱。额外压板只能作为单独围压对照组，不能为了信号好而偷偷加压。</w:t>
       </w:r>
     </w:p>
     <w:p>
@@ -957,6 +993,24 @@
     <w:p>
       <w:r>
         <w:t>先每个选定配置/机制做不少于5次独立重建探索重复性；5次不是高置信性能验证样本量。优先C1—C3和C5，配置固定后扩C4。无需首轮把所有材料×水分×深度×节点组合全部做完。探索阶段不对外给稳定的准确率排名；正式样本量依据检测概率置信区间、病害稀有度和预期效果计算。</w:t>
+      </w:r>
+    </w:p>
+    <w:p>
+      <w:pPr>
+        <w:pStyle w:val="Heading2"/>
+      </w:pPr>
+      <w:r>
+        <w:t>4.1 单次模块试验顺序</w:t>
+      </w:r>
+    </w:p>
+    <w:p>
+      <w:r>
+        <w:t>确认trial_id、重建批号、配方和配置 → 复测谱线及独立参考 → 无输入基线 → 预先选定的小位移阶梯与保持 → 卸载回零 → 记录残余/拔滑 → 摄影及分层拆解复核。先做纯机械不注水组；进入湿态后，注水按质量计量且单列含水测值，不在同一试次任意改变所有因素。达到传感器保护动作、参考超量程或漏水条件立即标记有效数据截止时刻。</w:t>
+      </w:r>
+    </w:p>
+    <w:p>
+      <w:r>
+        <w:t>M2中心y470而非y400；H2-2的锚片中心y330/470。M3覆盖y400—600，两边界分别经过H2-2及H2-3。测试前用内部参考确认实际变形区是否到达d80；若未到达，结果应解释为该条件下无差动或未检出，不把执行器命令直接贴成光纤漏报标签。</w:t>
       </w:r>
     </w:p>
     <w:p>
@@ -2059,8 +2113,31 @@
     </w:p>
     <w:p>
       <w:r>
-        <w:t>土样含水率、密度、级配、渗透和剪切方法按GB/T 50123《土工试验方法标准》选用；标准版本及具体条款在开试验前由执行人核对并写入记录，本次不声称已经完成现行版本与全部条款审查。仪器校准采用相应量值溯源记录及实验室不确定度评估，注明覆盖因子、带宽和环境条件。</w:t>
+        <w:t>土样含水率、密度、级配、渗透和剪切方法以GB/T 50123-2019《土工试验方法标准》作为已核实发布依据。住建部2019年第131号公告载明2019-05-24发布、2019-10-01实施，同时废止1999版；2026-10-28已核对官方公告。该历史公告不能单独证明2026年无新增修订，执行人仍须在开试验前核对现行状态及选用方法条款，不把公告核对写成逐条合规验收。官方出处：</w:t>
       </w:r>
+      <w:hyperlink r:id="rId11">
+        <w:r>
+          <w:rPr>
+            <w:color w:val="245A75"/>
+          </w:rPr>
+          <w:t>https://www.mohurd.gov.cn/gongkai/zc/wjk/art/2019/art_17339_241309.html</w:t>
+        </w:r>
+      </w:hyperlink>
+      <w:r/>
+    </w:p>
+    <w:p>
+      <w:r>
+        <w:t>仪器校准采用相应量值溯源记录及实验室不确定度评估，注明覆盖因子、带宽和环境条件。测量模型和不确定度报告可参考JCGM GUM-1:2023及GUM-6:2020；BIPM官方目录已核对，实际使用时记录下载的具体版次与修订。它们说明如何表达测量不确定度，不规定边坡的FBG报警阈值。目录：</w:t>
+      </w:r>
+      <w:hyperlink r:id="rId12">
+        <w:r>
+          <w:rPr>
+            <w:color w:val="245A75"/>
+          </w:rPr>
+          <w:t>https://www.bipm.org/en/committees/jc/jcgm/publications</w:t>
+        </w:r>
+      </w:hyperlink>
+      <w:r/>
     </w:p>
     <w:p>
       <w:r>
@@ -2070,6 +2147,704 @@
     <w:p>
       <w:r>
         <w:t>试验放行分别核对三项：传感链具有可追溯标定且目标输入超过实测噪声能力；病害标签具有独立位移、图像或水力证据；统计评价使用冻结的事件规则与独立测试组。缺任一项的记录可用于调试，不能进入正式性能结论。具体误差、误报、检出概率和定位目标由先导数据及用途确定，再于正式留出测试前冻结；不得用标准名称给项目自定阈值背书。</w:t>
+      </w:r>
+    </w:p>
+    <w:p>
+      <w:r>
+        <w:t>已从住建部原始扫描附件核对目录页，供执行人定位正文；下表列出2019版章节，不代替逐条选择方法和设备条件。</w:t>
+      </w:r>
+    </w:p>
+    <w:tbl>
+      <w:tblPr>
+        <w:tblW w:type="auto" w:w="0"/>
+        <w:jc w:val="center"/>
+        <w:tblLayout w:type="fixed"/>
+        <w:tblLook w:firstColumn="1" w:firstRow="1" w:lastColumn="0" w:lastRow="0" w:noHBand="0" w:noVBand="1" w:val="04A0"/>
+        <w:tblBorders>
+          <w:top w:val="single" w:sz="4" w:color="D9D9D9"/>
+          <w:left w:val="single" w:sz="4" w:color="D9D9D9"/>
+          <w:bottom w:val="single" w:sz="4" w:color="D9D9D9"/>
+          <w:right w:val="single" w:sz="4" w:color="D9D9D9"/>
+          <w:insideH w:val="single" w:sz="4" w:color="D9D9D9"/>
+          <w:insideV w:val="single" w:sz="4" w:color="D9D9D9"/>
+        </w:tblBorders>
+      </w:tblPr>
+      <w:tblGrid>
+        <w:gridCol w:w="2285"/>
+        <w:gridCol w:w="4272"/>
+        <w:gridCol w:w="3378"/>
+      </w:tblGrid>
+      <w:tr>
+        <w:trPr>
+          <w:cantSplit/>
+          <w:tblHeader/>
+        </w:trPr>
+        <w:tc>
+          <w:tcPr>
+            <w:tcW w:type="dxa" w:w="2285"/>
+            <w:vAlign w:val="center"/>
+            <w:tcMar>
+              <w:top w:w="75" w:type="dxa"/>
+              <w:left w:w="75" w:type="dxa"/>
+              <w:bottom w:w="75" w:type="dxa"/>
+              <w:right w:w="75" w:type="dxa"/>
+            </w:tcMar>
+            <w:shd w:fill="DCE8EE"/>
+          </w:tcPr>
+          <w:p>
+            <w:pPr>
+              <w:keepNext/>
+              <w:spacing w:before="40" w:after="40" w:line="269" w:lineRule="auto"/>
+              <w:jc w:val="center"/>
+            </w:pPr>
+            <w:r>
+              <w:rPr>
+                <w:b/>
+                <w:sz w:val="20"/>
+              </w:rPr>
+              <w:t>测试工作</w:t>
+            </w:r>
+          </w:p>
+        </w:tc>
+        <w:tc>
+          <w:tcPr>
+            <w:tcW w:type="dxa" w:w="4272"/>
+            <w:vAlign w:val="center"/>
+            <w:tcMar>
+              <w:top w:w="75" w:type="dxa"/>
+              <w:left w:w="75" w:type="dxa"/>
+              <w:bottom w:w="75" w:type="dxa"/>
+              <w:right w:w="75" w:type="dxa"/>
+            </w:tcMar>
+            <w:shd w:fill="DCE8EE"/>
+          </w:tcPr>
+          <w:p>
+            <w:pPr>
+              <w:keepNext/>
+              <w:spacing w:before="40" w:after="40" w:line="269" w:lineRule="auto"/>
+              <w:jc w:val="center"/>
+            </w:pPr>
+            <w:r>
+              <w:rPr>
+                <w:b/>
+                <w:sz w:val="20"/>
+              </w:rPr>
+              <w:t>2019版章节</w:t>
+            </w:r>
+          </w:p>
+        </w:tc>
+        <w:tc>
+          <w:tcPr>
+            <w:tcW w:type="dxa" w:w="3378"/>
+            <w:vAlign w:val="center"/>
+            <w:tcMar>
+              <w:top w:w="75" w:type="dxa"/>
+              <w:left w:w="75" w:type="dxa"/>
+              <w:bottom w:w="75" w:type="dxa"/>
+              <w:right w:w="75" w:type="dxa"/>
+            </w:tcMar>
+            <w:shd w:fill="DCE8EE"/>
+          </w:tcPr>
+          <w:p>
+            <w:pPr>
+              <w:keepNext/>
+              <w:spacing w:before="40" w:after="40" w:line="269" w:lineRule="auto"/>
+              <w:jc w:val="center"/>
+            </w:pPr>
+            <w:r>
+              <w:rPr>
+                <w:b/>
+                <w:sz w:val="20"/>
+              </w:rPr>
+              <w:t>本模型的使用边界</w:t>
+            </w:r>
+          </w:p>
+        </w:tc>
+      </w:tr>
+      <w:tr>
+        <w:trPr>
+          <w:cantSplit/>
+        </w:trPr>
+        <w:tc>
+          <w:tcPr>
+            <w:tcW w:type="dxa" w:w="2285"/>
+            <w:vAlign w:val="center"/>
+            <w:tcMar>
+              <w:top w:w="75" w:type="dxa"/>
+              <w:left w:w="75" w:type="dxa"/>
+              <w:bottom w:w="75" w:type="dxa"/>
+              <w:right w:w="75" w:type="dxa"/>
+            </w:tcMar>
+            <w:shd w:fill="FFFFFF"/>
+          </w:tcPr>
+          <w:p>
+            <w:pPr>
+              <w:spacing w:before="40" w:after="40" w:line="269" w:lineRule="auto"/>
+              <w:jc w:val="center"/>
+            </w:pPr>
+            <w:r>
+              <w:rPr>
+                <w:b w:val="0"/>
+                <w:sz w:val="20"/>
+              </w:rPr>
+              <w:t>扰动土制样</w:t>
+            </w:r>
+          </w:p>
+        </w:tc>
+        <w:tc>
+          <w:tcPr>
+            <w:tcW w:type="dxa" w:w="4272"/>
+            <w:vAlign w:val="center"/>
+            <w:tcMar>
+              <w:top w:w="75" w:type="dxa"/>
+              <w:left w:w="75" w:type="dxa"/>
+              <w:bottom w:w="75" w:type="dxa"/>
+              <w:right w:w="75" w:type="dxa"/>
+            </w:tcMar>
+            <w:shd w:fill="FFFFFF"/>
+          </w:tcPr>
+          <w:p>
+            <w:pPr>
+              <w:spacing w:before="40" w:after="40" w:line="269" w:lineRule="auto"/>
+              <w:jc w:val="center"/>
+            </w:pPr>
+            <w:r>
+              <w:rPr>
+                <w:b w:val="0"/>
+                <w:sz w:val="20"/>
+              </w:rPr>
+              <w:t>第4章 4.3至4.4</w:t>
+            </w:r>
+          </w:p>
+        </w:tc>
+        <w:tc>
+          <w:tcPr>
+            <w:tcW w:type="dxa" w:w="3378"/>
+            <w:vAlign w:val="center"/>
+            <w:tcMar>
+              <w:top w:w="75" w:type="dxa"/>
+              <w:left w:w="75" w:type="dxa"/>
+              <w:bottom w:w="75" w:type="dxa"/>
+              <w:right w:w="75" w:type="dxa"/>
+            </w:tcMar>
+            <w:shd w:fill="FFFFFF"/>
+          </w:tcPr>
+          <w:p>
+            <w:pPr>
+              <w:spacing w:before="40" w:after="40" w:line="269" w:lineRule="auto"/>
+            </w:pPr>
+            <w:r>
+              <w:rPr>
+                <w:b w:val="0"/>
+                <w:sz w:val="20"/>
+              </w:rPr>
+              <w:t>先确认试样制备方法 再另记箱内分层工艺</w:t>
+            </w:r>
+          </w:p>
+        </w:tc>
+      </w:tr>
+      <w:tr>
+        <w:trPr>
+          <w:cantSplit/>
+        </w:trPr>
+        <w:tc>
+          <w:tcPr>
+            <w:tcW w:type="dxa" w:w="2285"/>
+            <w:vAlign w:val="center"/>
+            <w:tcMar>
+              <w:top w:w="75" w:type="dxa"/>
+              <w:left w:w="75" w:type="dxa"/>
+              <w:bottom w:w="75" w:type="dxa"/>
+              <w:right w:w="75" w:type="dxa"/>
+            </w:tcMar>
+            <w:shd w:fill="FFFFFF"/>
+          </w:tcPr>
+          <w:p>
+            <w:pPr>
+              <w:spacing w:before="40" w:after="40" w:line="269" w:lineRule="auto"/>
+              <w:jc w:val="center"/>
+            </w:pPr>
+            <w:r>
+              <w:rPr>
+                <w:b w:val="0"/>
+                <w:sz w:val="20"/>
+              </w:rPr>
+              <w:t>含水率</w:t>
+            </w:r>
+          </w:p>
+        </w:tc>
+        <w:tc>
+          <w:tcPr>
+            <w:tcW w:type="dxa" w:w="4272"/>
+            <w:vAlign w:val="center"/>
+            <w:tcMar>
+              <w:top w:w="75" w:type="dxa"/>
+              <w:left w:w="75" w:type="dxa"/>
+              <w:bottom w:w="75" w:type="dxa"/>
+              <w:right w:w="75" w:type="dxa"/>
+            </w:tcMar>
+            <w:shd w:fill="FFFFFF"/>
+          </w:tcPr>
+          <w:p>
+            <w:pPr>
+              <w:spacing w:before="40" w:after="40" w:line="269" w:lineRule="auto"/>
+              <w:jc w:val="center"/>
+            </w:pPr>
+            <w:r>
+              <w:rPr>
+                <w:b w:val="0"/>
+                <w:sz w:val="20"/>
+              </w:rPr>
+              <w:t>第5章 5.2烘干法</w:t>
+            </w:r>
+          </w:p>
+        </w:tc>
+        <w:tc>
+          <w:tcPr>
+            <w:tcW w:type="dxa" w:w="3378"/>
+            <w:vAlign w:val="center"/>
+            <w:tcMar>
+              <w:top w:w="75" w:type="dxa"/>
+              <w:left w:w="75" w:type="dxa"/>
+              <w:bottom w:w="75" w:type="dxa"/>
+              <w:right w:w="75" w:type="dxa"/>
+            </w:tcMar>
+            <w:shd w:fill="FFFFFF"/>
+          </w:tcPr>
+          <w:p>
+            <w:pPr>
+              <w:spacing w:before="40" w:after="40" w:line="269" w:lineRule="auto"/>
+              <w:jc w:val="center"/>
+            </w:pPr>
+            <w:r>
+              <w:rPr>
+                <w:b w:val="0"/>
+                <w:sz w:val="20"/>
+              </w:rPr>
+              <w:t>干基含水率及原料水分修正</w:t>
+            </w:r>
+          </w:p>
+        </w:tc>
+      </w:tr>
+      <w:tr>
+        <w:trPr>
+          <w:cantSplit/>
+        </w:trPr>
+        <w:tc>
+          <w:tcPr>
+            <w:tcW w:type="dxa" w:w="2285"/>
+            <w:vAlign w:val="center"/>
+            <w:tcMar>
+              <w:top w:w="75" w:type="dxa"/>
+              <w:left w:w="75" w:type="dxa"/>
+              <w:bottom w:w="75" w:type="dxa"/>
+              <w:right w:w="75" w:type="dxa"/>
+            </w:tcMar>
+            <w:shd w:fill="FFFFFF"/>
+          </w:tcPr>
+          <w:p>
+            <w:pPr>
+              <w:spacing w:before="40" w:after="40" w:line="269" w:lineRule="auto"/>
+              <w:jc w:val="center"/>
+            </w:pPr>
+            <w:r>
+              <w:rPr>
+                <w:b w:val="0"/>
+                <w:sz w:val="20"/>
+              </w:rPr>
+              <w:t>密度及颗粒比重</w:t>
+            </w:r>
+          </w:p>
+        </w:tc>
+        <w:tc>
+          <w:tcPr>
+            <w:tcW w:type="dxa" w:w="4272"/>
+            <w:vAlign w:val="center"/>
+            <w:tcMar>
+              <w:top w:w="75" w:type="dxa"/>
+              <w:left w:w="75" w:type="dxa"/>
+              <w:bottom w:w="75" w:type="dxa"/>
+              <w:right w:w="75" w:type="dxa"/>
+            </w:tcMar>
+            <w:shd w:fill="FFFFFF"/>
+          </w:tcPr>
+          <w:p>
+            <w:pPr>
+              <w:spacing w:before="40" w:after="40" w:line="269" w:lineRule="auto"/>
+              <w:jc w:val="center"/>
+            </w:pPr>
+            <w:r>
+              <w:rPr>
+                <w:b w:val="0"/>
+                <w:sz w:val="20"/>
+              </w:rPr>
+              <w:t>第6章 第7章</w:t>
+            </w:r>
+          </w:p>
+        </w:tc>
+        <w:tc>
+          <w:tcPr>
+            <w:tcW w:type="dxa" w:w="3378"/>
+            <w:vAlign w:val="center"/>
+            <w:tcMar>
+              <w:top w:w="75" w:type="dxa"/>
+              <w:left w:w="75" w:type="dxa"/>
+              <w:bottom w:w="75" w:type="dxa"/>
+              <w:right w:w="75" w:type="dxa"/>
+            </w:tcMar>
+            <w:shd w:fill="FFFFFF"/>
+          </w:tcPr>
+          <w:p>
+            <w:pPr>
+              <w:spacing w:before="40" w:after="40" w:line="269" w:lineRule="auto"/>
+              <w:jc w:val="center"/>
+            </w:pPr>
+            <w:r>
+              <w:rPr>
+                <w:b w:val="0"/>
+                <w:sz w:val="20"/>
+              </w:rPr>
+              <w:t>选适合粒径和试样状态的方法</w:t>
+            </w:r>
+          </w:p>
+        </w:tc>
+      </w:tr>
+      <w:tr>
+        <w:trPr>
+          <w:cantSplit/>
+        </w:trPr>
+        <w:tc>
+          <w:tcPr>
+            <w:tcW w:type="dxa" w:w="2285"/>
+            <w:vAlign w:val="center"/>
+            <w:tcMar>
+              <w:top w:w="75" w:type="dxa"/>
+              <w:left w:w="75" w:type="dxa"/>
+              <w:bottom w:w="75" w:type="dxa"/>
+              <w:right w:w="75" w:type="dxa"/>
+            </w:tcMar>
+            <w:shd w:fill="FFFFFF"/>
+          </w:tcPr>
+          <w:p>
+            <w:pPr>
+              <w:spacing w:before="40" w:after="40" w:line="269" w:lineRule="auto"/>
+              <w:jc w:val="center"/>
+            </w:pPr>
+            <w:r>
+              <w:rPr>
+                <w:b w:val="0"/>
+                <w:sz w:val="20"/>
+              </w:rPr>
+              <w:t>粒径与级配</w:t>
+            </w:r>
+          </w:p>
+        </w:tc>
+        <w:tc>
+          <w:tcPr>
+            <w:tcW w:type="dxa" w:w="4272"/>
+            <w:vAlign w:val="center"/>
+            <w:tcMar>
+              <w:top w:w="75" w:type="dxa"/>
+              <w:left w:w="75" w:type="dxa"/>
+              <w:bottom w:w="75" w:type="dxa"/>
+              <w:right w:w="75" w:type="dxa"/>
+            </w:tcMar>
+            <w:shd w:fill="FFFFFF"/>
+          </w:tcPr>
+          <w:p>
+            <w:pPr>
+              <w:spacing w:before="40" w:after="40" w:line="269" w:lineRule="auto"/>
+              <w:jc w:val="center"/>
+            </w:pPr>
+            <w:r>
+              <w:rPr>
+                <w:b w:val="0"/>
+                <w:sz w:val="20"/>
+              </w:rPr>
+              <w:t>第8章 8.2筛析法等</w:t>
+            </w:r>
+          </w:p>
+        </w:tc>
+        <w:tc>
+          <w:tcPr>
+            <w:tcW w:type="dxa" w:w="3378"/>
+            <w:vAlign w:val="center"/>
+            <w:tcMar>
+              <w:top w:w="75" w:type="dxa"/>
+              <w:left w:w="75" w:type="dxa"/>
+              <w:bottom w:w="75" w:type="dxa"/>
+              <w:right w:w="75" w:type="dxa"/>
+            </w:tcMar>
+            <w:shd w:fill="FFFFFF"/>
+          </w:tcPr>
+          <w:p>
+            <w:pPr>
+              <w:spacing w:before="40" w:after="40" w:line="269" w:lineRule="auto"/>
+            </w:pPr>
+            <w:r>
+              <w:rPr>
+                <w:b w:val="0"/>
+                <w:sz w:val="20"/>
+              </w:rPr>
+              <w:t>细料按适用方法补测 不只报主粒级</w:t>
+            </w:r>
+          </w:p>
+        </w:tc>
+      </w:tr>
+      <w:tr>
+        <w:trPr>
+          <w:cantSplit/>
+        </w:trPr>
+        <w:tc>
+          <w:tcPr>
+            <w:tcW w:type="dxa" w:w="2285"/>
+            <w:vAlign w:val="center"/>
+            <w:tcMar>
+              <w:top w:w="75" w:type="dxa"/>
+              <w:left w:w="75" w:type="dxa"/>
+              <w:bottom w:w="75" w:type="dxa"/>
+              <w:right w:w="75" w:type="dxa"/>
+            </w:tcMar>
+            <w:shd w:fill="FFFFFF"/>
+          </w:tcPr>
+          <w:p>
+            <w:pPr>
+              <w:spacing w:before="40" w:after="40" w:line="269" w:lineRule="auto"/>
+              <w:jc w:val="center"/>
+            </w:pPr>
+            <w:r>
+              <w:rPr>
+                <w:b w:val="0"/>
+                <w:sz w:val="20"/>
+              </w:rPr>
+              <w:t>无黏性土相对密度</w:t>
+            </w:r>
+          </w:p>
+        </w:tc>
+        <w:tc>
+          <w:tcPr>
+            <w:tcW w:type="dxa" w:w="4272"/>
+            <w:vAlign w:val="center"/>
+            <w:tcMar>
+              <w:top w:w="75" w:type="dxa"/>
+              <w:left w:w="75" w:type="dxa"/>
+              <w:bottom w:w="75" w:type="dxa"/>
+              <w:right w:w="75" w:type="dxa"/>
+            </w:tcMar>
+            <w:shd w:fill="FFFFFF"/>
+          </w:tcPr>
+          <w:p>
+            <w:pPr>
+              <w:spacing w:before="40" w:after="40" w:line="269" w:lineRule="auto"/>
+              <w:jc w:val="center"/>
+            </w:pPr>
+            <w:r>
+              <w:rPr>
+                <w:b w:val="0"/>
+                <w:sz w:val="20"/>
+              </w:rPr>
+              <w:t>第12章</w:t>
+            </w:r>
+          </w:p>
+        </w:tc>
+        <w:tc>
+          <w:tcPr>
+            <w:tcW w:type="dxa" w:w="3378"/>
+            <w:vAlign w:val="center"/>
+            <w:tcMar>
+              <w:top w:w="75" w:type="dxa"/>
+              <w:left w:w="75" w:type="dxa"/>
+              <w:bottom w:w="75" w:type="dxa"/>
+              <w:right w:w="75" w:type="dxa"/>
+            </w:tcMar>
+            <w:shd w:fill="FFFFFF"/>
+          </w:tcPr>
+          <w:p>
+            <w:pPr>
+              <w:spacing w:before="40" w:after="40" w:line="269" w:lineRule="auto"/>
+            </w:pPr>
+            <w:r>
+              <w:rPr>
+                <w:b w:val="0"/>
+                <w:sz w:val="20"/>
+              </w:rPr>
+              <w:t>纯砂适用性先判 混合料不强套</w:t>
+            </w:r>
+          </w:p>
+        </w:tc>
+      </w:tr>
+      <w:tr>
+        <w:trPr>
+          <w:cantSplit/>
+        </w:trPr>
+        <w:tc>
+          <w:tcPr>
+            <w:tcW w:type="dxa" w:w="2285"/>
+            <w:vAlign w:val="center"/>
+            <w:tcMar>
+              <w:top w:w="75" w:type="dxa"/>
+              <w:left w:w="75" w:type="dxa"/>
+              <w:bottom w:w="75" w:type="dxa"/>
+              <w:right w:w="75" w:type="dxa"/>
+            </w:tcMar>
+            <w:shd w:fill="FFFFFF"/>
+          </w:tcPr>
+          <w:p>
+            <w:pPr>
+              <w:spacing w:before="40" w:after="40" w:line="269" w:lineRule="auto"/>
+              <w:jc w:val="center"/>
+            </w:pPr>
+            <w:r>
+              <w:rPr>
+                <w:b w:val="0"/>
+                <w:sz w:val="20"/>
+              </w:rPr>
+              <w:t>渗透</w:t>
+            </w:r>
+          </w:p>
+        </w:tc>
+        <w:tc>
+          <w:tcPr>
+            <w:tcW w:type="dxa" w:w="4272"/>
+            <w:vAlign w:val="center"/>
+            <w:tcMar>
+              <w:top w:w="75" w:type="dxa"/>
+              <w:left w:w="75" w:type="dxa"/>
+              <w:bottom w:w="75" w:type="dxa"/>
+              <w:right w:w="75" w:type="dxa"/>
+            </w:tcMar>
+            <w:shd w:fill="FFFFFF"/>
+          </w:tcPr>
+          <w:p>
+            <w:pPr>
+              <w:spacing w:before="40" w:after="40" w:line="269" w:lineRule="auto"/>
+            </w:pPr>
+            <w:r>
+              <w:rPr>
+                <w:b w:val="0"/>
+                <w:sz w:val="20"/>
+              </w:rPr>
+              <w:t>第16章 16.2常水头 16.3变水头</w:t>
+            </w:r>
+          </w:p>
+        </w:tc>
+        <w:tc>
+          <w:tcPr>
+            <w:tcW w:type="dxa" w:w="3378"/>
+            <w:vAlign w:val="center"/>
+            <w:tcMar>
+              <w:top w:w="75" w:type="dxa"/>
+              <w:left w:w="75" w:type="dxa"/>
+              <w:bottom w:w="75" w:type="dxa"/>
+              <w:right w:w="75" w:type="dxa"/>
+            </w:tcMar>
+            <w:shd w:fill="FFFFFF"/>
+          </w:tcPr>
+          <w:p>
+            <w:pPr>
+              <w:spacing w:before="40" w:after="40" w:line="269" w:lineRule="auto"/>
+            </w:pPr>
+            <w:r>
+              <w:rPr>
+                <w:b w:val="0"/>
+                <w:sz w:val="20"/>
+              </w:rPr>
+              <w:t>按渗透范围选法 记录温度和边界</w:t>
+            </w:r>
+          </w:p>
+        </w:tc>
+      </w:tr>
+      <w:tr>
+        <w:trPr>
+          <w:cantSplit/>
+        </w:trPr>
+        <w:tc>
+          <w:tcPr>
+            <w:tcW w:type="dxa" w:w="2285"/>
+            <w:vAlign w:val="center"/>
+            <w:tcMar>
+              <w:top w:w="75" w:type="dxa"/>
+              <w:left w:w="75" w:type="dxa"/>
+              <w:bottom w:w="75" w:type="dxa"/>
+              <w:right w:w="75" w:type="dxa"/>
+            </w:tcMar>
+            <w:shd w:fill="FFFFFF"/>
+          </w:tcPr>
+          <w:p>
+            <w:pPr>
+              <w:spacing w:before="40" w:after="40" w:line="269" w:lineRule="auto"/>
+              <w:jc w:val="center"/>
+            </w:pPr>
+            <w:r>
+              <w:rPr>
+                <w:b w:val="0"/>
+                <w:sz w:val="20"/>
+              </w:rPr>
+              <w:t>低应力剪切</w:t>
+            </w:r>
+          </w:p>
+        </w:tc>
+        <w:tc>
+          <w:tcPr>
+            <w:tcW w:type="dxa" w:w="4272"/>
+            <w:vAlign w:val="center"/>
+            <w:tcMar>
+              <w:top w:w="75" w:type="dxa"/>
+              <w:left w:w="75" w:type="dxa"/>
+              <w:bottom w:w="75" w:type="dxa"/>
+              <w:right w:w="75" w:type="dxa"/>
+            </w:tcMar>
+            <w:shd w:fill="FFFFFF"/>
+          </w:tcPr>
+          <w:p>
+            <w:pPr>
+              <w:spacing w:before="40" w:after="40" w:line="269" w:lineRule="auto"/>
+              <w:jc w:val="center"/>
+            </w:pPr>
+            <w:r>
+              <w:rPr>
+                <w:b w:val="0"/>
+                <w:sz w:val="20"/>
+              </w:rPr>
+              <w:t>第21章 直接剪切试验</w:t>
+            </w:r>
+          </w:p>
+        </w:tc>
+        <w:tc>
+          <w:tcPr>
+            <w:tcW w:type="dxa" w:w="3378"/>
+            <w:vAlign w:val="center"/>
+            <w:tcMar>
+              <w:top w:w="75" w:type="dxa"/>
+              <w:left w:w="75" w:type="dxa"/>
+              <w:bottom w:w="75" w:type="dxa"/>
+              <w:right w:w="75" w:type="dxa"/>
+            </w:tcMar>
+            <w:shd w:fill="FFFFFF"/>
+          </w:tcPr>
+          <w:p>
+            <w:pPr>
+              <w:spacing w:before="40" w:after="40" w:line="269" w:lineRule="auto"/>
+            </w:pPr>
+            <w:r>
+              <w:rPr>
+                <w:b w:val="0"/>
+                <w:sz w:val="20"/>
+              </w:rPr>
+              <w:t>仪器低荷载分辨率及应力范围另核</w:t>
+            </w:r>
+          </w:p>
+        </w:tc>
+      </w:tr>
+    </w:tbl>
+    <w:p>
+      <w:pPr>
+        <w:spacing w:after="40"/>
+      </w:pPr>
+    </w:p>
+    <w:p>
+      <w:r>
+        <w:t>目录核查位置为官方PDF第4—7页，对应目录印刷页1—4；未上传标准全文。锚片拉拔、双面光栅差分、误报事件和CNN-LSTM评价是另行定义的项目试验，不属于上述土工标准的现成验收条文。</w:t>
       </w:r>
     </w:p>
     <w:p>
@@ -2117,7 +2892,7 @@
       <w:rPr>
         <w:sz w:val="18"/>
       </w:rPr>
-      <w:t xml:space="preserve">V4.0  |  2026-10-27  |  </w:t>
+      <w:t xml:space="preserve">V4.0  |  2026-10-28  |  </w:t>
     </w:r>
     <w:fldSimple w:instr="PAGE"/>
   </w:p>
